--- a/klagomål/A 38458-2025 FSC-klagomål.docx
+++ b/klagomål/A 38458-2025 FSC-klagomål.docx
@@ -684,7 +684,7 @@
     <w:r>
       <w:tab/>
       <w:tab/>
-      <w:t>2025-12-19</w:t>
+      <w:t>2025-12-20</w:t>
       <w:br/>
       <w:br/>
     </w:r>

--- a/klagomål/A 38458-2025 FSC-klagomål.docx
+++ b/klagomål/A 38458-2025 FSC-klagomål.docx
@@ -684,7 +684,7 @@
     <w:r>
       <w:tab/>
       <w:tab/>
-      <w:t>2025-12-20</w:t>
+      <w:t>2025-12-21</w:t>
       <w:br/>
       <w:br/>
     </w:r>

--- a/klagomål/A 38458-2025 FSC-klagomål.docx
+++ b/klagomål/A 38458-2025 FSC-klagomål.docx
@@ -684,7 +684,7 @@
     <w:r>
       <w:tab/>
       <w:tab/>
-      <w:t>2025-12-21</w:t>
+      <w:t>2025-12-22</w:t>
       <w:br/>
       <w:br/>
     </w:r>

--- a/klagomål/A 38458-2025 FSC-klagomål.docx
+++ b/klagomål/A 38458-2025 FSC-klagomål.docx
@@ -684,7 +684,7 @@
     <w:r>
       <w:tab/>
       <w:tab/>
-      <w:t>2025-12-22</w:t>
+      <w:t>2025-12-26</w:t>
       <w:br/>
       <w:br/>
     </w:r>

--- a/klagomål/A 38458-2025 FSC-klagomål.docx
+++ b/klagomål/A 38458-2025 FSC-klagomål.docx
@@ -684,7 +684,7 @@
     <w:r>
       <w:tab/>
       <w:tab/>
-      <w:t>2025-12-26</w:t>
+      <w:t>2025-12-28</w:t>
       <w:br/>
       <w:br/>
     </w:r>

--- a/klagomål/A 38458-2025 FSC-klagomål.docx
+++ b/klagomål/A 38458-2025 FSC-klagomål.docx
@@ -684,7 +684,7 @@
     <w:r>
       <w:tab/>
       <w:tab/>
-      <w:t>2025-12-28</w:t>
+      <w:t>2025-12-29</w:t>
       <w:br/>
       <w:br/>
     </w:r>

--- a/klagomål/A 38458-2025 FSC-klagomål.docx
+++ b/klagomål/A 38458-2025 FSC-klagomål.docx
@@ -684,7 +684,7 @@
     <w:r>
       <w:tab/>
       <w:tab/>
-      <w:t>2025-12-29</w:t>
+      <w:t>2025-12-30</w:t>
       <w:br/>
       <w:br/>
     </w:r>

--- a/klagomål/A 38458-2025 FSC-klagomål.docx
+++ b/klagomål/A 38458-2025 FSC-klagomål.docx
@@ -684,7 +684,7 @@
     <w:r>
       <w:tab/>
       <w:tab/>
-      <w:t>2025-12-30</w:t>
+      <w:t>2025-12-31</w:t>
       <w:br/>
       <w:br/>
     </w:r>

--- a/klagomål/A 38458-2025 FSC-klagomål.docx
+++ b/klagomål/A 38458-2025 FSC-klagomål.docx
@@ -684,7 +684,7 @@
     <w:r>
       <w:tab/>
       <w:tab/>
-      <w:t>2025-12-31</w:t>
+      <w:t>2026-01-03</w:t>
       <w:br/>
       <w:br/>
     </w:r>

--- a/klagomål/A 38458-2025 FSC-klagomål.docx
+++ b/klagomål/A 38458-2025 FSC-klagomål.docx
@@ -684,7 +684,7 @@
     <w:r>
       <w:tab/>
       <w:tab/>
-      <w:t>2026-01-07</w:t>
+      <w:t>2026-01-08</w:t>
       <w:br/>
       <w:br/>
     </w:r>

--- a/klagomål/A 38458-2025 FSC-klagomål.docx
+++ b/klagomål/A 38458-2025 FSC-klagomål.docx
@@ -684,7 +684,7 @@
     <w:r>
       <w:tab/>
       <w:tab/>
-      <w:t>2026-01-08</w:t>
+      <w:t>2026-01-09</w:t>
       <w:br/>
       <w:br/>
     </w:r>

--- a/klagomål/A 38458-2025 FSC-klagomål.docx
+++ b/klagomål/A 38458-2025 FSC-klagomål.docx
@@ -684,7 +684,7 @@
     <w:r>
       <w:tab/>
       <w:tab/>
-      <w:t>2026-01-09</w:t>
+      <w:t>2026-01-10</w:t>
       <w:br/>
       <w:br/>
     </w:r>

--- a/klagomål/A 38458-2025 FSC-klagomål.docx
+++ b/klagomål/A 38458-2025 FSC-klagomål.docx
@@ -684,7 +684,7 @@
     <w:r>
       <w:tab/>
       <w:tab/>
-      <w:t>2026-01-10</w:t>
+      <w:t>2026-01-11</w:t>
       <w:br/>
       <w:br/>
     </w:r>

--- a/klagomål/A 38458-2025 FSC-klagomål.docx
+++ b/klagomål/A 38458-2025 FSC-klagomål.docx
@@ -684,7 +684,7 @@
     <w:r>
       <w:tab/>
       <w:tab/>
-      <w:t>2026-01-11</w:t>
+      <w:t>2026-01-12</w:t>
       <w:br/>
       <w:br/>
     </w:r>

--- a/klagomål/A 38458-2025 FSC-klagomål.docx
+++ b/klagomål/A 38458-2025 FSC-klagomål.docx
@@ -684,7 +684,7 @@
     <w:r>
       <w:tab/>
       <w:tab/>
-      <w:t>2026-01-12</w:t>
+      <w:t>2026-01-13</w:t>
       <w:br/>
       <w:br/>
     </w:r>

--- a/klagomål/A 38458-2025 FSC-klagomål.docx
+++ b/klagomål/A 38458-2025 FSC-klagomål.docx
@@ -684,7 +684,7 @@
     <w:r>
       <w:tab/>
       <w:tab/>
-      <w:t>2026-01-13</w:t>
+      <w:t>2026-01-14</w:t>
       <w:br/>
       <w:br/>
     </w:r>

--- a/klagomål/A 38458-2025 FSC-klagomål.docx
+++ b/klagomål/A 38458-2025 FSC-klagomål.docx
@@ -684,7 +684,7 @@
     <w:r>
       <w:tab/>
       <w:tab/>
-      <w:t>2026-01-14</w:t>
+      <w:t>2026-01-15</w:t>
       <w:br/>
       <w:br/>
     </w:r>

--- a/klagomål/A 38458-2025 FSC-klagomål.docx
+++ b/klagomål/A 38458-2025 FSC-klagomål.docx
@@ -684,7 +684,7 @@
     <w:r>
       <w:tab/>
       <w:tab/>
-      <w:t>2026-01-15</w:t>
+      <w:t>2026-01-16</w:t>
       <w:br/>
       <w:br/>
     </w:r>

--- a/klagomål/A 38458-2025 FSC-klagomål.docx
+++ b/klagomål/A 38458-2025 FSC-klagomål.docx
@@ -684,7 +684,7 @@
     <w:r>
       <w:tab/>
       <w:tab/>
-      <w:t>2026-01-16</w:t>
+      <w:t>2026-01-17</w:t>
       <w:br/>
       <w:br/>
     </w:r>

--- a/klagomål/A 38458-2025 FSC-klagomål.docx
+++ b/klagomål/A 38458-2025 FSC-klagomål.docx
@@ -684,7 +684,7 @@
     <w:r>
       <w:tab/>
       <w:tab/>
-      <w:t>2026-01-17</w:t>
+      <w:t>2026-01-18</w:t>
       <w:br/>
       <w:br/>
     </w:r>

--- a/klagomål/A 38458-2025 FSC-klagomål.docx
+++ b/klagomål/A 38458-2025 FSC-klagomål.docx
@@ -684,7 +684,7 @@
     <w:r>
       <w:tab/>
       <w:tab/>
-      <w:t>2026-01-18</w:t>
+      <w:t>2026-01-19</w:t>
       <w:br/>
       <w:br/>
     </w:r>

--- a/klagomål/A 38458-2025 FSC-klagomål.docx
+++ b/klagomål/A 38458-2025 FSC-klagomål.docx
@@ -684,7 +684,7 @@
     <w:r>
       <w:tab/>
       <w:tab/>
-      <w:t>2026-01-19</w:t>
+      <w:t>2026-01-20</w:t>
       <w:br/>
       <w:br/>
     </w:r>

--- a/klagomål/A 38458-2025 FSC-klagomål.docx
+++ b/klagomål/A 38458-2025 FSC-klagomål.docx
@@ -684,7 +684,7 @@
     <w:r>
       <w:tab/>
       <w:tab/>
-      <w:t>2026-01-20</w:t>
+      <w:t>2026-01-21</w:t>
       <w:br/>
       <w:br/>
     </w:r>

--- a/klagomål/A 38458-2025 FSC-klagomål.docx
+++ b/klagomål/A 38458-2025 FSC-klagomål.docx
@@ -684,7 +684,7 @@
     <w:r>
       <w:tab/>
       <w:tab/>
-      <w:t>2026-01-21</w:t>
+      <w:t>2026-01-23</w:t>
       <w:br/>
       <w:br/>
     </w:r>

--- a/klagomål/A 38458-2025 FSC-klagomål.docx
+++ b/klagomål/A 38458-2025 FSC-klagomål.docx
@@ -684,7 +684,7 @@
     <w:r>
       <w:tab/>
       <w:tab/>
-      <w:t>2026-01-23</w:t>
+      <w:t>2026-01-24</w:t>
       <w:br/>
       <w:br/>
     </w:r>

--- a/klagomål/A 38458-2025 FSC-klagomål.docx
+++ b/klagomål/A 38458-2025 FSC-klagomål.docx
@@ -684,7 +684,7 @@
     <w:r>
       <w:tab/>
       <w:tab/>
-      <w:t>2026-01-24</w:t>
+      <w:t>2026-01-25</w:t>
       <w:br/>
       <w:br/>
     </w:r>

--- a/klagomål/A 38458-2025 FSC-klagomål.docx
+++ b/klagomål/A 38458-2025 FSC-klagomål.docx
@@ -684,7 +684,7 @@
     <w:r>
       <w:tab/>
       <w:tab/>
-      <w:t>2026-01-25</w:t>
+      <w:t>2026-01-26</w:t>
       <w:br/>
       <w:br/>
     </w:r>

--- a/klagomål/A 38458-2025 FSC-klagomål.docx
+++ b/klagomål/A 38458-2025 FSC-klagomål.docx
@@ -684,7 +684,7 @@
     <w:r>
       <w:tab/>
       <w:tab/>
-      <w:t>2026-01-26</w:t>
+      <w:t>2026-01-27</w:t>
       <w:br/>
       <w:br/>
     </w:r>

--- a/klagomål/A 38458-2025 FSC-klagomål.docx
+++ b/klagomål/A 38458-2025 FSC-klagomål.docx
@@ -684,7 +684,7 @@
     <w:r>
       <w:tab/>
       <w:tab/>
-      <w:t>2026-01-27</w:t>
+      <w:t>2026-01-28</w:t>
       <w:br/>
       <w:br/>
     </w:r>

--- a/klagomål/A 38458-2025 FSC-klagomål.docx
+++ b/klagomål/A 38458-2025 FSC-klagomål.docx
@@ -112,7 +112,7 @@
         <w:pStyle w:val="ListBullet"/>
       </w:pPr>
       <w:r>
-        <w:t>Om ett ombud (tex Norra skog eller Mellanskog) avverkningsanmäler en skog med naturvärden motsvarande nyckelbiotops kvalité men markägaren inte är FSC certifierad, bör du skicka in ett FSC kontrollerat virke klagomål. Då ska klagomålet skickas till ombudsföretaget.</w:t>
+        <w:t>Om ett ombud (tex Norra skog eller Mellanskog) avverkningsanmäler en skog med naturvärden motsvarande nyckelbiotops kvalitet men markägaren inte är FSC certifierad, bör du skicka in ett FSC kontrollerat virke klagomål. Då ska klagomålet skickas till ombudsföretaget.</w:t>
       </w:r>
     </w:p>
     <w:p>
@@ -254,7 +254,16 @@
         <w:t>Stuplav</w:t>
       </w:r>
       <w:r>
-        <w:t xml:space="preserve"> är en mycket bra signalart i hela sitt utbredningsområde och förekommer nästan enbart i skogsmiljöer med höga naturvärden. Den indikerar långvarig förekomst av gamla lövträd och miljöer med konstant hög luftfuktighet. I skogar med suboceaniskt klimat finns det en mycket sällsynt parasit, njurlavsknapp </w:t>
+        <w:t xml:space="preserve"> är en mycket bra signalart i hela sitt utbredningsområde och förekommer nästan enbart i skogsmiljöer med höga naturvärden. Den indikerar långvarig förekomst av gamla lövträd och miljöer med konstant hög luftfuktighet. Stuplav är typisk art för </w:t>
+      </w:r>
+      <w:r>
+        <w:rPr>
+          <w:i/>
+        </w:rPr>
+        <w:t>9010 Taiga</w:t>
+      </w:r>
+      <w:r>
+        <w:t xml:space="preserve">. I skogar med suboceaniskt klimat finns det en mycket sällsynt parasit, njurlavsknapp </w:t>
       </w:r>
       <w:r>
         <w:rPr>
@@ -684,7 +693,7 @@
     <w:r>
       <w:tab/>
       <w:tab/>
-      <w:t>2026-01-28</w:t>
+      <w:t>2026-01-29</w:t>
       <w:br/>
       <w:br/>
     </w:r>

--- a/klagomål/A 38458-2025 FSC-klagomål.docx
+++ b/klagomål/A 38458-2025 FSC-klagomål.docx
@@ -693,7 +693,7 @@
     <w:r>
       <w:tab/>
       <w:tab/>
-      <w:t>2026-01-29</w:t>
+      <w:t>2026-01-30</w:t>
       <w:br/>
       <w:br/>
     </w:r>

--- a/klagomål/A 38458-2025 FSC-klagomål.docx
+++ b/klagomål/A 38458-2025 FSC-klagomål.docx
@@ -693,7 +693,7 @@
     <w:r>
       <w:tab/>
       <w:tab/>
-      <w:t>2026-01-30</w:t>
+      <w:t>2026-01-31</w:t>
       <w:br/>
       <w:br/>
     </w:r>

--- a/klagomål/A 38458-2025 FSC-klagomål.docx
+++ b/klagomål/A 38458-2025 FSC-klagomål.docx
@@ -693,7 +693,7 @@
     <w:r>
       <w:tab/>
       <w:tab/>
-      <w:t>2026-03-01</w:t>
+      <w:t>2026-03-02</w:t>
       <w:br/>
       <w:br/>
     </w:r>

--- a/klagomål/A 38458-2025 FSC-klagomål.docx
+++ b/klagomål/A 38458-2025 FSC-klagomål.docx
@@ -693,7 +693,7 @@
     <w:r>
       <w:tab/>
       <w:tab/>
-      <w:t>2026-03-02</w:t>
+      <w:t>2026-03-03</w:t>
       <w:br/>
       <w:br/>
     </w:r>

--- a/klagomål/A 38458-2025 FSC-klagomål.docx
+++ b/klagomål/A 38458-2025 FSC-klagomål.docx
@@ -693,7 +693,7 @@
     <w:r>
       <w:tab/>
       <w:tab/>
-      <w:t>2026-03-03</w:t>
+      <w:t>2026-03-04</w:t>
       <w:br/>
       <w:br/>
     </w:r>

--- a/klagomål/A 38458-2025 FSC-klagomål.docx
+++ b/klagomål/A 38458-2025 FSC-klagomål.docx
@@ -693,7 +693,7 @@
     <w:r>
       <w:tab/>
       <w:tab/>
-      <w:t>2026-03-04</w:t>
+      <w:t>2026-03-05</w:t>
       <w:br/>
       <w:br/>
     </w:r>

--- a/klagomål/A 38458-2025 FSC-klagomål.docx
+++ b/klagomål/A 38458-2025 FSC-klagomål.docx
@@ -693,7 +693,7 @@
     <w:r>
       <w:tab/>
       <w:tab/>
-      <w:t>2026-03-05</w:t>
+      <w:t>2026-03-06</w:t>
       <w:br/>
       <w:br/>
     </w:r>

--- a/klagomål/A 38458-2025 FSC-klagomål.docx
+++ b/klagomål/A 38458-2025 FSC-klagomål.docx
@@ -693,7 +693,7 @@
     <w:r>
       <w:tab/>
       <w:tab/>
-      <w:t>2026-03-06</w:t>
+      <w:t>2026-03-07</w:t>
       <w:br/>
       <w:br/>
     </w:r>

--- a/klagomål/A 38458-2025 FSC-klagomål.docx
+++ b/klagomål/A 38458-2025 FSC-klagomål.docx
@@ -693,7 +693,7 @@
     <w:r>
       <w:tab/>
       <w:tab/>
-      <w:t>2026-03-07</w:t>
+      <w:t>2026-03-08</w:t>
       <w:br/>
       <w:br/>
     </w:r>

--- a/klagomål/A 38458-2025 FSC-klagomål.docx
+++ b/klagomål/A 38458-2025 FSC-klagomål.docx
@@ -693,7 +693,7 @@
     <w:r>
       <w:tab/>
       <w:tab/>
-      <w:t>2026-03-08</w:t>
+      <w:t>2026-03-09</w:t>
       <w:br/>
       <w:br/>
     </w:r>

--- a/klagomål/A 38458-2025 FSC-klagomål.docx
+++ b/klagomål/A 38458-2025 FSC-klagomål.docx
@@ -693,7 +693,7 @@
     <w:r>
       <w:tab/>
       <w:tab/>
-      <w:t>2026-03-09</w:t>
+      <w:t>2026-03-10</w:t>
       <w:br/>
       <w:br/>
     </w:r>

--- a/klagomål/A 38458-2025 FSC-klagomål.docx
+++ b/klagomål/A 38458-2025 FSC-klagomål.docx
@@ -693,7 +693,7 @@
     <w:r>
       <w:tab/>
       <w:tab/>
-      <w:t>2026-03-10</w:t>
+      <w:t>2026-03-11</w:t>
       <w:br/>
       <w:br/>
     </w:r>

--- a/klagomål/A 38458-2025 FSC-klagomål.docx
+++ b/klagomål/A 38458-2025 FSC-klagomål.docx
@@ -693,7 +693,7 @@
     <w:r>
       <w:tab/>
       <w:tab/>
-      <w:t>2026-03-11</w:t>
+      <w:t>2026-03-12</w:t>
       <w:br/>
       <w:br/>
     </w:r>

--- a/klagomål/A 38458-2025 FSC-klagomål.docx
+++ b/klagomål/A 38458-2025 FSC-klagomål.docx
@@ -693,7 +693,7 @@
     <w:r>
       <w:tab/>
       <w:tab/>
-      <w:t>2026-03-12</w:t>
+      <w:t>2026-03-13</w:t>
       <w:br/>
       <w:br/>
     </w:r>

--- a/klagomål/A 38458-2025 FSC-klagomål.docx
+++ b/klagomål/A 38458-2025 FSC-klagomål.docx
@@ -693,7 +693,7 @@
     <w:r>
       <w:tab/>
       <w:tab/>
-      <w:t>2026-03-13</w:t>
+      <w:t>2026-03-16</w:t>
       <w:br/>
       <w:br/>
     </w:r>

--- a/klagomål/A 38458-2025 FSC-klagomål.docx
+++ b/klagomål/A 38458-2025 FSC-klagomål.docx
@@ -693,7 +693,7 @@
     <w:r>
       <w:tab/>
       <w:tab/>
-      <w:t>2026-03-16</w:t>
+      <w:t>2026-03-17</w:t>
       <w:br/>
       <w:br/>
     </w:r>

--- a/klagomål/A 38458-2025 FSC-klagomål.docx
+++ b/klagomål/A 38458-2025 FSC-klagomål.docx
@@ -693,7 +693,7 @@
     <w:r>
       <w:tab/>
       <w:tab/>
-      <w:t>2026-03-17</w:t>
+      <w:t>2026-03-18</w:t>
       <w:br/>
       <w:br/>
     </w:r>

--- a/klagomål/A 38458-2025 FSC-klagomål.docx
+++ b/klagomål/A 38458-2025 FSC-klagomål.docx
@@ -693,7 +693,7 @@
     <w:r>
       <w:tab/>
       <w:tab/>
-      <w:t>2026-03-18</w:t>
+      <w:t>2026-03-19</w:t>
       <w:br/>
       <w:br/>
     </w:r>

--- a/klagomål/A 38458-2025 FSC-klagomål.docx
+++ b/klagomål/A 38458-2025 FSC-klagomål.docx
@@ -693,7 +693,7 @@
     <w:r>
       <w:tab/>
       <w:tab/>
-      <w:t>2026-03-19</w:t>
+      <w:t>2026-03-20</w:t>
       <w:br/>
       <w:br/>
     </w:r>

--- a/klagomål/A 38458-2025 FSC-klagomål.docx
+++ b/klagomål/A 38458-2025 FSC-klagomål.docx
@@ -693,7 +693,7 @@
     <w:r>
       <w:tab/>
       <w:tab/>
-      <w:t>2026-03-20</w:t>
+      <w:t>2026-03-21</w:t>
       <w:br/>
       <w:br/>
     </w:r>

--- a/klagomål/A 38458-2025 FSC-klagomål.docx
+++ b/klagomål/A 38458-2025 FSC-klagomål.docx
@@ -693,7 +693,7 @@
     <w:r>
       <w:tab/>
       <w:tab/>
-      <w:t>2026-03-21</w:t>
+      <w:t>2026-03-22</w:t>
       <w:br/>
       <w:br/>
     </w:r>

--- a/klagomål/A 38458-2025 FSC-klagomål.docx
+++ b/klagomål/A 38458-2025 FSC-klagomål.docx
@@ -693,7 +693,7 @@
     <w:r>
       <w:tab/>
       <w:tab/>
-      <w:t>2026-03-22</w:t>
+      <w:t>2026-03-23</w:t>
       <w:br/>
       <w:br/>
     </w:r>

--- a/klagomål/A 38458-2025 FSC-klagomål.docx
+++ b/klagomål/A 38458-2025 FSC-klagomål.docx
@@ -693,7 +693,7 @@
     <w:r>
       <w:tab/>
       <w:tab/>
-      <w:t>2026-03-23</w:t>
+      <w:t>2026-03-24</w:t>
       <w:br/>
       <w:br/>
     </w:r>

--- a/klagomål/A 38458-2025 FSC-klagomål.docx
+++ b/klagomål/A 38458-2025 FSC-klagomål.docx
@@ -693,7 +693,7 @@
     <w:r>
       <w:tab/>
       <w:tab/>
-      <w:t>2026-03-24</w:t>
+      <w:t>2026-03-25</w:t>
       <w:br/>
       <w:br/>
     </w:r>

--- a/klagomål/A 38458-2025 FSC-klagomål.docx
+++ b/klagomål/A 38458-2025 FSC-klagomål.docx
@@ -693,7 +693,7 @@
     <w:r>
       <w:tab/>
       <w:tab/>
-      <w:t>2026-03-25</w:t>
+      <w:t>2026-03-26</w:t>
       <w:br/>
       <w:br/>
     </w:r>

--- a/klagomål/A 38458-2025 FSC-klagomål.docx
+++ b/klagomål/A 38458-2025 FSC-klagomål.docx
@@ -693,7 +693,7 @@
     <w:r>
       <w:tab/>
       <w:tab/>
-      <w:t>2026-03-26</w:t>
+      <w:t>2026-03-27</w:t>
       <w:br/>
       <w:br/>
     </w:r>

--- a/klagomål/A 38458-2025 FSC-klagomål.docx
+++ b/klagomål/A 38458-2025 FSC-klagomål.docx
@@ -693,7 +693,7 @@
     <w:r>
       <w:tab/>
       <w:tab/>
-      <w:t>2026-03-27</w:t>
+      <w:t>2026-03-28</w:t>
       <w:br/>
       <w:br/>
     </w:r>

--- a/klagomål/A 38458-2025 FSC-klagomål.docx
+++ b/klagomål/A 38458-2025 FSC-klagomål.docx
@@ -693,7 +693,7 @@
     <w:r>
       <w:tab/>
       <w:tab/>
-      <w:t>2026-03-28</w:t>
+      <w:t>2026-03-29</w:t>
       <w:br/>
       <w:br/>
     </w:r>

--- a/klagomål/A 38458-2025 FSC-klagomål.docx
+++ b/klagomål/A 38458-2025 FSC-klagomål.docx
@@ -693,7 +693,7 @@
     <w:r>
       <w:tab/>
       <w:tab/>
-      <w:t>2026-03-29</w:t>
+      <w:t>2026-03-30</w:t>
       <w:br/>
       <w:br/>
     </w:r>

--- a/klagomål/A 38458-2025 FSC-klagomål.docx
+++ b/klagomål/A 38458-2025 FSC-klagomål.docx
@@ -693,7 +693,7 @@
     <w:r>
       <w:tab/>
       <w:tab/>
-      <w:t>2026-03-30</w:t>
+      <w:t>2026-03-31</w:t>
       <w:br/>
       <w:br/>
     </w:r>

--- a/klagomål/A 38458-2025 FSC-klagomål.docx
+++ b/klagomål/A 38458-2025 FSC-klagomål.docx
@@ -693,7 +693,7 @@
     <w:r>
       <w:tab/>
       <w:tab/>
-      <w:t>2026-03-31</w:t>
+      <w:t>2026-04-01</w:t>
       <w:br/>
       <w:br/>
     </w:r>

--- a/klagomål/A 38458-2025 FSC-klagomål.docx
+++ b/klagomål/A 38458-2025 FSC-klagomål.docx
@@ -693,7 +693,7 @@
     <w:r>
       <w:tab/>
       <w:tab/>
-      <w:t>2026-04-01</w:t>
+      <w:t>2026-04-02</w:t>
       <w:br/>
       <w:br/>
     </w:r>

--- a/klagomål/A 38458-2025 FSC-klagomål.docx
+++ b/klagomål/A 38458-2025 FSC-klagomål.docx
@@ -693,7 +693,7 @@
     <w:r>
       <w:tab/>
       <w:tab/>
-      <w:t>2026-04-02</w:t>
+      <w:t>2026-04-03</w:t>
       <w:br/>
       <w:br/>
     </w:r>

--- a/klagomål/A 38458-2025 FSC-klagomål.docx
+++ b/klagomål/A 38458-2025 FSC-klagomål.docx
@@ -693,7 +693,7 @@
     <w:r>
       <w:tab/>
       <w:tab/>
-      <w:t>2026-04-03</w:t>
+      <w:t>2026-04-04</w:t>
       <w:br/>
       <w:br/>
     </w:r>

--- a/klagomål/A 38458-2025 FSC-klagomål.docx
+++ b/klagomål/A 38458-2025 FSC-klagomål.docx
@@ -693,7 +693,7 @@
     <w:r>
       <w:tab/>
       <w:tab/>
-      <w:t>2026-04-04</w:t>
+      <w:t>2026-04-05</w:t>
       <w:br/>
       <w:br/>
     </w:r>

--- a/klagomål/A 38458-2025 FSC-klagomål.docx
+++ b/klagomål/A 38458-2025 FSC-klagomål.docx
@@ -711,7 +711,7 @@
     <w:r>
       <w:tab/>
       <w:tab/>
-      <w:t>2026-04-14</w:t>
+      <w:t>2026-04-15</w:t>
       <w:br/>
       <w:br/>
     </w:r>

--- a/klagomål/A 38458-2025 FSC-klagomål.docx
+++ b/klagomål/A 38458-2025 FSC-klagomål.docx
@@ -711,7 +711,7 @@
     <w:r>
       <w:tab/>
       <w:tab/>
-      <w:t>2026-04-15</w:t>
+      <w:t>2026-04-16</w:t>
       <w:br/>
       <w:br/>
     </w:r>

--- a/klagomål/A 38458-2025 FSC-klagomål.docx
+++ b/klagomål/A 38458-2025 FSC-klagomål.docx
@@ -711,7 +711,7 @@
     <w:r>
       <w:tab/>
       <w:tab/>
-      <w:t>2026-04-16</w:t>
+      <w:t>2026-04-17</w:t>
       <w:br/>
       <w:br/>
     </w:r>

--- a/klagomål/A 38458-2025 FSC-klagomål.docx
+++ b/klagomål/A 38458-2025 FSC-klagomål.docx
@@ -711,7 +711,7 @@
     <w:r>
       <w:tab/>
       <w:tab/>
-      <w:t>2026-04-17</w:t>
+      <w:t>2026-04-18</w:t>
       <w:br/>
       <w:br/>
     </w:r>

--- a/klagomål/A 38458-2025 FSC-klagomål.docx
+++ b/klagomål/A 38458-2025 FSC-klagomål.docx
@@ -263,7 +263,7 @@
         <w:t>Pletocarpon nephromeum</w:t>
       </w:r>
       <w:r>
-        <w:t xml:space="preserve"> (EN), som växer på stuplav. Ytterligare två sällsynta lavparasiter, </w:t>
+        <w:t xml:space="preserve"> (EN), som växer på stuplav. Ytterligare tre sällsynta lavparasiter, </w:t>
       </w:r>
       <w:r>
         <w:rPr>
@@ -272,7 +272,7 @@
         <w:t>Protounguicularia nephromatis</w:t>
       </w:r>
       <w:r>
-        <w:t xml:space="preserve"> (VU) och </w:t>
+        <w:t xml:space="preserve"> (VU), </w:t>
       </w:r>
       <w:r>
         <w:rPr>
@@ -281,7 +281,16 @@
         <w:t>Refractohilum galligenum</w:t>
       </w:r>
       <w:r>
-        <w:t xml:space="preserve"> (NT), kan också påträffas på stuplav. Stuplav är typisk art för </w:t>
+        <w:t xml:space="preserve"> (NT) och </w:t>
+      </w:r>
+      <w:r>
+        <w:rPr>
+          <w:i/>
+        </w:rPr>
+        <w:t>Roselliniella nephromatis</w:t>
+      </w:r>
+      <w:r>
+        <w:t xml:space="preserve"> (DD), kan också påträffas på stuplav. Stuplav är typisk art för </w:t>
       </w:r>
       <w:r>
         <w:rPr>
@@ -711,7 +720,7 @@
     <w:r>
       <w:tab/>
       <w:tab/>
-      <w:t>2026-04-18</w:t>
+      <w:t>2026-04-19</w:t>
       <w:br/>
       <w:br/>
     </w:r>

--- a/klagomål/A 38458-2025 FSC-klagomål.docx
+++ b/klagomål/A 38458-2025 FSC-klagomål.docx
@@ -720,7 +720,7 @@
     <w:r>
       <w:tab/>
       <w:tab/>
-      <w:t>2026-04-19</w:t>
+      <w:t>2026-04-20</w:t>
       <w:br/>
       <w:br/>
     </w:r>

--- a/klagomål/A 38458-2025 FSC-klagomål.docx
+++ b/klagomål/A 38458-2025 FSC-klagomål.docx
@@ -720,7 +720,7 @@
     <w:r>
       <w:tab/>
       <w:tab/>
-      <w:t>2026-04-20</w:t>
+      <w:t>2026-04-21</w:t>
       <w:br/>
       <w:br/>
     </w:r>

--- a/klagomål/A 38458-2025 FSC-klagomål.docx
+++ b/klagomål/A 38458-2025 FSC-klagomål.docx
@@ -720,7 +720,7 @@
     <w:r>
       <w:tab/>
       <w:tab/>
-      <w:t>2026-04-21</w:t>
+      <w:t>2026-04-22</w:t>
       <w:br/>
       <w:br/>
     </w:r>

--- a/klagomål/A 38458-2025 FSC-klagomål.docx
+++ b/klagomål/A 38458-2025 FSC-klagomål.docx
@@ -720,7 +720,7 @@
     <w:r>
       <w:tab/>
       <w:tab/>
-      <w:t>2026-04-22</w:t>
+      <w:t>2026-04-23</w:t>
       <w:br/>
       <w:br/>
     </w:r>

--- a/klagomål/A 38458-2025 FSC-klagomål.docx
+++ b/klagomål/A 38458-2025 FSC-klagomål.docx
@@ -720,7 +720,7 @@
     <w:r>
       <w:tab/>
       <w:tab/>
-      <w:t>2026-04-23</w:t>
+      <w:t>2026-04-24</w:t>
       <w:br/>
       <w:br/>
     </w:r>

--- a/klagomål/A 38458-2025 FSC-klagomål.docx
+++ b/klagomål/A 38458-2025 FSC-klagomål.docx
@@ -720,7 +720,7 @@
     <w:r>
       <w:tab/>
       <w:tab/>
-      <w:t>2026-04-24</w:t>
+      <w:t>2026-04-25</w:t>
       <w:br/>
       <w:br/>
     </w:r>

--- a/klagomål/A 38458-2025 FSC-klagomål.docx
+++ b/klagomål/A 38458-2025 FSC-klagomål.docx
@@ -720,7 +720,7 @@
     <w:r>
       <w:tab/>
       <w:tab/>
-      <w:t>2026-04-25</w:t>
+      <w:t>2026-04-26</w:t>
       <w:br/>
       <w:br/>
     </w:r>

--- a/klagomål/A 38458-2025 FSC-klagomål.docx
+++ b/klagomål/A 38458-2025 FSC-klagomål.docx
@@ -720,7 +720,7 @@
     <w:r>
       <w:tab/>
       <w:tab/>
-      <w:t>2026-05-16</w:t>
+      <w:t>2026-05-17</w:t>
       <w:br/>
       <w:br/>
     </w:r>
